--- a/Отчёт_Лабораторная_1_Мищук_Егор.docx
+++ b/Отчёт_Лабораторная_1_Мищук_Егор.docx
@@ -6,11 +6,15 @@
       <w:pPr>
         <w:spacing w:after="280"/>
         <w:jc w:val="center"/>
+        <w:rPr>
+          <w:lang w:val="ru-RU"/>
+        </w:rPr>
       </w:pPr>
       <w:r>
         <w:rPr>
           <w:b/>
           <w:sz w:val="32"/>
+          <w:lang w:val="ru-RU"/>
         </w:rPr>
         <w:t>ОТЧЁТ ПО ЛАБОРАТОРНОЙ РАБОТЕ №1</w:t>
       </w:r>
@@ -19,101 +23,250 @@
       <w:pPr>
         <w:spacing w:after="480"/>
         <w:jc w:val="center"/>
+        <w:rPr>
+          <w:lang w:val="ru-RU"/>
+        </w:rPr>
       </w:pPr>
       <w:r>
         <w:rPr>
           <w:b/>
+          <w:lang w:val="ru-RU"/>
         </w:rPr>
-        <w:t xml:space="preserve">Тема: «Исследование и программная реализация преобразований цветовых моделей»</w:t>
+        <w:t>Тема: «Исследование и программная реализация преобразований цветовых моделей»</w:t>
       </w:r>
     </w:p>
     <w:p>
       <w:pPr>
         <w:ind w:left="567"/>
+        <w:rPr>
+          <w:lang w:val="ru-RU"/>
+        </w:rPr>
       </w:pPr>
       <w:r>
         <w:rPr>
           <w:b/>
+          <w:lang w:val="ru-RU"/>
         </w:rPr>
         <w:t xml:space="preserve">Выполнил: </w:t>
       </w:r>
       <w:r>
-        <w:t xml:space="preserve">Мищук Егор</w:t>
+        <w:rPr>
+          <w:lang w:val="ru-RU"/>
+        </w:rPr>
+        <w:t>Мищук Егор</w:t>
       </w:r>
       <w:r>
+        <w:rPr>
+          <w:lang w:val="ru-RU"/>
+        </w:rPr>
         <w:br/>
       </w:r>
       <w:r>
         <w:rPr>
           <w:b/>
+          <w:lang w:val="ru-RU"/>
         </w:rPr>
         <w:t xml:space="preserve">Группа: </w:t>
       </w:r>
       <w:r>
-        <w:t xml:space="preserve">11</w:t>
+        <w:rPr>
+          <w:lang w:val="ru-RU"/>
+        </w:rPr>
+        <w:t>11</w:t>
       </w:r>
       <w:r>
+        <w:rPr>
+          <w:lang w:val="ru-RU"/>
+        </w:rPr>
         <w:br/>
       </w:r>
       <w:r>
         <w:rPr>
           <w:b/>
+          <w:lang w:val="ru-RU"/>
         </w:rPr>
         <w:t xml:space="preserve">Вариант: </w:t>
       </w:r>
       <w:r>
-        <w:t xml:space="preserve">№3</w:t>
+        <w:rPr>
+          <w:lang w:val="ru-RU"/>
+        </w:rPr>
+        <w:t>№3</w:t>
       </w:r>
       <w:r>
+        <w:rPr>
+          <w:lang w:val="ru-RU"/>
+        </w:rPr>
         <w:br/>
       </w:r>
       <w:r>
         <w:rPr>
           <w:b/>
+          <w:lang w:val="ru-RU"/>
         </w:rPr>
         <w:t xml:space="preserve">Маршрут преобразований: </w:t>
       </w:r>
       <w:r>
-        <w:t xml:space="preserve">RGB ↔ XYZ ↔ LAB ↔ CMYK</w:t>
+        <w:t>RGB</w:t>
       </w:r>
-    </w:p>
-    <w:p/>
-    <w:p>
-      <w:pPr>
-        <w:jc w:val="center"/>
-      </w:pPr>
       <w:r>
-        <w:t xml:space="preserve">2026</w:t>
+        <w:rPr>
+          <w:lang w:val="ru-RU"/>
+        </w:rPr>
+        <w:t xml:space="preserve"> ↔ </w:t>
+      </w:r>
+      <w:r>
+        <w:t>XYZ</w:t>
+      </w:r>
+      <w:r>
+        <w:rPr>
+          <w:lang w:val="ru-RU"/>
+        </w:rPr>
+        <w:t xml:space="preserve"> ↔ </w:t>
+      </w:r>
+      <w:r>
+        <w:t>LAB</w:t>
+      </w:r>
+      <w:r>
+        <w:rPr>
+          <w:lang w:val="ru-RU"/>
+        </w:rPr>
+        <w:t xml:space="preserve"> ↔ </w:t>
+      </w:r>
+      <w:r>
+        <w:t>CMYK</w:t>
       </w:r>
     </w:p>
     <w:p>
+      <w:pPr>
+        <w:rPr>
+          <w:lang w:val="ru-RU"/>
+        </w:rPr>
+      </w:pPr>
+    </w:p>
+    <w:p>
+      <w:pPr>
+        <w:jc w:val="center"/>
+        <w:rPr>
+          <w:lang w:val="ru-RU"/>
+        </w:rPr>
+      </w:pPr>
       <w:r>
+        <w:rPr>
+          <w:lang w:val="ru-RU"/>
+        </w:rPr>
+        <w:t>2026</w:t>
+      </w:r>
+    </w:p>
+    <w:p>
+      <w:pPr>
+        <w:rPr>
+          <w:lang w:val="ru-RU"/>
+        </w:rPr>
+      </w:pPr>
+      <w:r>
+        <w:rPr>
+          <w:lang w:val="ru-RU"/>
+        </w:rPr>
         <w:br w:type="page"/>
       </w:r>
     </w:p>
     <w:p>
       <w:pPr>
         <w:pStyle w:val="Heading1"/>
+        <w:rPr>
+          <w:lang w:val="ru-RU"/>
+        </w:rPr>
       </w:pPr>
       <w:r>
-        <w:t xml:space="preserve">1. Цель работы</w:t>
+        <w:rPr>
+          <w:lang w:val="ru-RU"/>
+        </w:rPr>
+        <w:lastRenderedPageBreak/>
+        <w:t>1. Цель работы</w:t>
       </w:r>
     </w:p>
     <w:p>
       <w:pPr>
         <w:ind w:firstLine="709"/>
         <w:jc w:val="both"/>
+        <w:rPr>
+          <w:lang w:val="ru-RU"/>
+        </w:rPr>
       </w:pPr>
       <w:r>
-        <w:t xml:space="preserve">Изучить принципы представления цвета в моделях RGB, CIE XYZ, CIE LAB и CMYK, освоить алгоритмы прямого и обратного преобразования координат между ними с учётом выбранного стандарта освещения, алгоритмы цветоделения и способы обработки цветов, выходящих за цветовой охват, а также разработать интерактивное веб-приложение, отображающее цвет одновременно в четырёх моделях с возможностью редактирования из любой из них и автоматическим пересчётом остальных значений в режиме реального времени.</w:t>
+        <w:rPr>
+          <w:lang w:val="ru-RU"/>
+        </w:rPr>
+        <w:t xml:space="preserve">Изучить принципы представления цвета в моделях </w:t>
+      </w:r>
+      <w:r>
+        <w:t>RGB</w:t>
+      </w:r>
+      <w:r>
+        <w:rPr>
+          <w:lang w:val="ru-RU"/>
+        </w:rPr>
+        <w:t xml:space="preserve">, </w:t>
+      </w:r>
+      <w:r>
+        <w:t>CIE</w:t>
+      </w:r>
+      <w:r>
+        <w:rPr>
+          <w:lang w:val="ru-RU"/>
+        </w:rPr>
+        <w:t xml:space="preserve"> </w:t>
+      </w:r>
+      <w:r>
+        <w:t>XYZ</w:t>
+      </w:r>
+      <w:r>
+        <w:rPr>
+          <w:lang w:val="ru-RU"/>
+        </w:rPr>
+        <w:t xml:space="preserve">, </w:t>
+      </w:r>
+      <w:r>
+        <w:t>CIE</w:t>
+      </w:r>
+      <w:r>
+        <w:rPr>
+          <w:lang w:val="ru-RU"/>
+        </w:rPr>
+        <w:t xml:space="preserve"> </w:t>
+      </w:r>
+      <w:r>
+        <w:t>LAB</w:t>
+      </w:r>
+      <w:r>
+        <w:rPr>
+          <w:lang w:val="ru-RU"/>
+        </w:rPr>
+        <w:t xml:space="preserve"> и </w:t>
+      </w:r>
+      <w:r>
+        <w:t>CMYK</w:t>
+      </w:r>
+      <w:r>
+        <w:rPr>
+          <w:lang w:val="ru-RU"/>
+        </w:rPr>
+        <w:t>, освоить алгоритмы прямого и обратного преобразования координат между ними с учётом выбранного стандарта освещения, алгоритмы цветоделения и способы обработки цветов, выходящих за цветовой охват, а также разработать интерактивное веб-приложение, отображающее цвет одновременно в четырёх моделях с возможностью редактирования из любой из них и автоматическим пересчётом остальных значений в режиме реального времени.</w:t>
       </w:r>
     </w:p>
     <w:p>
       <w:pPr>
         <w:pStyle w:val="Heading1"/>
+        <w:rPr>
+          <w:lang w:val="ru-RU"/>
+        </w:rPr>
       </w:pPr>
       <w:r>
-        <w:t xml:space="preserve">2. Поставленная задача</w:t>
+        <w:rPr>
+          <w:lang w:val="ru-RU"/>
+        </w:rPr>
+        <w:t>2. Поставленная задача</w:t>
       </w:r>
     </w:p>
     <w:p>
@@ -122,7 +275,49 @@
         <w:jc w:val="both"/>
       </w:pPr>
       <w:r>
-        <w:t xml:space="preserve">В соответствии с вариантом №3 необходимо разработать веб-приложение для работы с цветом по маршруту RGB ↔ XYZ ↔ LAB ↔ CMYK. В приложении требуется:</w:t>
+        <w:rPr>
+          <w:lang w:val="ru-RU"/>
+        </w:rPr>
+        <w:t xml:space="preserve">В соответствии с вариантом №3 необходимо разработать веб-приложение для работы с цветом по маршруту </w:t>
+      </w:r>
+      <w:r>
+        <w:t>RGB</w:t>
+      </w:r>
+      <w:r>
+        <w:rPr>
+          <w:lang w:val="ru-RU"/>
+        </w:rPr>
+        <w:t xml:space="preserve"> ↔ </w:t>
+      </w:r>
+      <w:r>
+        <w:t>XYZ</w:t>
+      </w:r>
+      <w:r>
+        <w:rPr>
+          <w:lang w:val="ru-RU"/>
+        </w:rPr>
+        <w:t xml:space="preserve"> ↔ </w:t>
+      </w:r>
+      <w:r>
+        <w:t>LAB</w:t>
+      </w:r>
+      <w:r>
+        <w:rPr>
+          <w:lang w:val="ru-RU"/>
+        </w:rPr>
+        <w:t xml:space="preserve"> ↔ </w:t>
+      </w:r>
+      <w:r>
+        <w:t>CMYK</w:t>
+      </w:r>
+      <w:r>
+        <w:rPr>
+          <w:lang w:val="ru-RU"/>
+        </w:rPr>
+        <w:t xml:space="preserve">. </w:t>
+      </w:r>
+      <w:r>
+        <w:t>В приложении требуется:</w:t>
       </w:r>
     </w:p>
     <w:p>
@@ -131,7 +326,7 @@
         <w:ind w:left="425" w:firstLine="0"/>
       </w:pPr>
       <w:r>
-        <w:t xml:space="preserve">реализовать собственные математические функции преобразования RGB ↔ XYZ, XYZ ↔ LAB и RGB ↔ CMYK без использования сторонних библиотек;</w:t>
+        <w:t>реализовать собственные математические функции преобразования RGB ↔ XYZ, XYZ ↔ LAB и RGB ↔ CMYK без использования сторонних библиотек;</w:t>
       </w:r>
     </w:p>
     <w:p>
@@ -140,7 +335,7 @@
         <w:ind w:left="425" w:firstLine="0"/>
       </w:pPr>
       <w:r>
-        <w:t xml:space="preserve">вычислять матрицы перехода RGB → XYZ программно из цветностей основных цветов и белой точки, а не задавать их константами;</w:t>
+        <w:t>вычислять матрицы перехода RGB → XYZ программно из цветностей основных цветов и белой точки, а не задавать их константами;</w:t>
       </w:r>
     </w:p>
     <w:p>
@@ -149,7 +344,7 @@
         <w:ind w:left="425" w:firstLine="0"/>
       </w:pPr>
       <w:r>
-        <w:t xml:space="preserve">реализовать выбор стандарта освещения D65, D50 и E с автоматическим пересчётом матрицы и опорного белого для LAB;</w:t>
+        <w:t>реализовать выбор стандарта освещения D65, D50 и E с автоматическим пересчётом матрицы и опорного белого для LAB;</w:t>
       </w:r>
     </w:p>
     <w:p>
@@ -158,7 +353,7 @@
         <w:ind w:left="425" w:firstLine="0"/>
       </w:pPr>
       <w:r>
-        <w:t xml:space="preserve">реализовать два алгоритма цветоделения CMYK: GCR (замена серой компоненты) и UCR (удаление подложечного цвета);</w:t>
+        <w:t>реализовать два алгоритма цветоделения CMYK: GCR (замена серой компоненты) и UCR (удаление подложечного цвета);</w:t>
       </w:r>
     </w:p>
     <w:p>
@@ -167,7 +362,7 @@
         <w:ind w:left="425" w:firstLine="0"/>
       </w:pPr>
       <w:r>
-        <w:t xml:space="preserve">реализовать обработку выхода цвета за цветовой охват RGB с предупреждением пользователя и стратегиями Clipping и Scaling;</w:t>
+        <w:t>реализовать обработку выхода цвета за цветовой охват RGB с предупреждением пользователя и стратегиями Clipping и Scaling;</w:t>
       </w:r>
     </w:p>
     <w:p>
@@ -176,7 +371,7 @@
         <w:ind w:left="425" w:firstLine="0"/>
       </w:pPr>
       <w:r>
-        <w:t xml:space="preserve">создать удобный веб-интерфейс с точным числовым вводом, ползунками, палитрой и отображением значения в формате HEX;</w:t>
+        <w:t>создать удобный веб-интерфейс с точным числовым вводом, ползунками, палитрой и отображением значения в формате HEX;</w:t>
       </w:r>
     </w:p>
     <w:p>
@@ -185,7 +380,7 @@
         <w:ind w:left="425" w:firstLine="0"/>
       </w:pPr>
       <w:r>
-        <w:t xml:space="preserve">обеспечить синхронное обновление всех цветовых моделей при изменении любого компонента;</w:t>
+        <w:t>обеспечить синхронное обновление всех цветовых моделей при изменении любого компонента;</w:t>
       </w:r>
     </w:p>
     <w:p>
@@ -194,7 +389,7 @@
         <w:ind w:left="425" w:firstLine="0"/>
       </w:pPr>
       <w:r>
-        <w:t xml:space="preserve">добавить динамические цветовые градиенты на ползунках всех моделей;</w:t>
+        <w:t>добавить динамические цветовые градиенты на ползунках всех моделей;</w:t>
       </w:r>
     </w:p>
     <w:p>
@@ -203,7 +398,7 @@
         <w:ind w:left="425" w:firstLine="0"/>
       </w:pPr>
       <w:r>
-        <w:t xml:space="preserve">реализовать автоматические тесты для проверки математических преобразований и логики приложения.</w:t>
+        <w:t>реализовать автоматические тесты для проверки математических преобразований и логики приложения.</w:t>
       </w:r>
     </w:p>
     <w:p>
@@ -211,7 +406,8 @@
         <w:pStyle w:val="Heading1"/>
       </w:pPr>
       <w:r>
-        <w:t xml:space="preserve">3. Инструментарий</w:t>
+        <w:lastRenderedPageBreak/>
+        <w:t>3. Инструментарий</w:t>
       </w:r>
     </w:p>
     <w:tbl>
@@ -277,7 +473,7 @@
           </w:tcPr>
           <w:p>
             <w:r>
-              <w:t xml:space="preserve">Язык программирования</w:t>
+              <w:t>Язык программирования</w:t>
             </w:r>
           </w:p>
         </w:tc>
@@ -288,7 +484,7 @@
           </w:tcPr>
           <w:p>
             <w:r>
-              <w:t xml:space="preserve">JavaScript (ES-модули) без сторонних библиотек</w:t>
+              <w:t>JavaScript (ES-модули) без сторонних библиотек</w:t>
             </w:r>
           </w:p>
         </w:tc>
@@ -304,7 +500,7 @@
           </w:tcPr>
           <w:p>
             <w:r>
-              <w:t xml:space="preserve">Разметка</w:t>
+              <w:t>Разметка</w:t>
             </w:r>
           </w:p>
         </w:tc>
@@ -315,7 +511,7 @@
           </w:tcPr>
           <w:p>
             <w:r>
-              <w:t xml:space="preserve">HTML5</w:t>
+              <w:t>HTML5</w:t>
             </w:r>
           </w:p>
         </w:tc>
@@ -331,7 +527,7 @@
           </w:tcPr>
           <w:p>
             <w:r>
-              <w:t xml:space="preserve">Стилизация</w:t>
+              <w:t>Стилизация</w:t>
             </w:r>
           </w:p>
         </w:tc>
@@ -342,7 +538,7 @@
           </w:tcPr>
           <w:p>
             <w:r>
-              <w:t xml:space="preserve">CSS3, включая динамические градиенты linear-gradient</w:t>
+              <w:t>CSS3, включая динамические градиенты linear-gradient</w:t>
             </w:r>
           </w:p>
         </w:tc>
@@ -358,7 +554,7 @@
           </w:tcPr>
           <w:p>
             <w:r>
-              <w:t xml:space="preserve">Архитектура</w:t>
+              <w:t>Архитектура</w:t>
             </w:r>
           </w:p>
         </w:tc>
@@ -369,7 +565,7 @@
           </w:tcPr>
           <w:p>
             <w:r>
-              <w:t xml:space="preserve">MVVM: Model — математическая модель, View — интерфейс, ViewModel — состояние и логика пересчёта</w:t>
+              <w:t>MVVM: Model — математическая модель, View — интерфейс, ViewModel — состояние и логика пересчёта</w:t>
             </w:r>
           </w:p>
         </w:tc>
@@ -385,7 +581,7 @@
           </w:tcPr>
           <w:p>
             <w:r>
-              <w:t xml:space="preserve">Тестирование</w:t>
+              <w:t>Тестирование</w:t>
             </w:r>
           </w:p>
         </w:tc>
@@ -396,7 +592,7 @@
           </w:tcPr>
           <w:p>
             <w:r>
-              <w:t xml:space="preserve">Встроенный модуль Node.js node:test (Node 18+)</w:t>
+              <w:t>Встроенный модуль Node.js node:test (Node 18+)</w:t>
             </w:r>
           </w:p>
         </w:tc>
@@ -412,7 +608,7 @@
           </w:tcPr>
           <w:p>
             <w:r>
-              <w:t xml:space="preserve">Среда выполнения</w:t>
+              <w:t>Среда выполнения</w:t>
             </w:r>
           </w:p>
         </w:tc>
@@ -423,7 +619,7 @@
           </w:tcPr>
           <w:p>
             <w:r>
-              <w:t xml:space="preserve">Браузер Google Chrome</w:t>
+              <w:t>Браузер Google Chrome</w:t>
             </w:r>
           </w:p>
         </w:tc>
@@ -439,7 +635,7 @@
           </w:tcPr>
           <w:p>
             <w:r>
-              <w:t xml:space="preserve">Размещение и контроль версий</w:t>
+              <w:t>Размещение и контроль версий</w:t>
             </w:r>
           </w:p>
         </w:tc>
@@ -450,7 +646,7 @@
           </w:tcPr>
           <w:p>
             <w:r>
-              <w:t xml:space="preserve">GitHub, GitHub Pages</w:t>
+              <w:t>GitHub, GitHub Pages</w:t>
             </w:r>
           </w:p>
         </w:tc>
@@ -461,7 +657,7 @@
         <w:pStyle w:val="Heading1"/>
       </w:pPr>
       <w:r>
-        <w:t xml:space="preserve">4. Теоретическая часть и алгоритмы</w:t>
+        <w:t>4. Теоретическая часть и алгоритмы</w:t>
       </w:r>
     </w:p>
     <w:p>
@@ -469,7 +665,7 @@
         <w:pStyle w:val="Heading2"/>
       </w:pPr>
       <w:r>
-        <w:t xml:space="preserve">4.1. Построение матрицы RGB → XYZ</w:t>
+        <w:t>4.1. Построение матрицы RGB → XYZ</w:t>
       </w:r>
     </w:p>
     <w:p>
@@ -478,7 +674,7 @@
         <w:jc w:val="both"/>
       </w:pPr>
       <w:r>
-        <w:t xml:space="preserve">Матрица перехода не хранится как жёстко заданный набор коэффициентов, а вычисляется из определений стандартов: цветностей основных цветов sRGB — r(0.64; 0.33), g(0.30; 0.60), b(0.15; 0.06) — и цветности белой точки. Каждая цветность переводится в XYZ по формуле (x/y; 1; (1 − x − y)/y). Из координат основных цветов составляется матрица P, находятся масштабные коэффициенты S = P⁻¹ · W, и итоговая матрица получается как M = P · diag(S). Для D65 она совпадает со стандартной матрицей sRGB (0.4124, 0.3576, 0.1805 …). Обратная матрица M⁻¹ вычисляется через алгебраические дополнения.</w:t>
+        <w:t>Матрица перехода не хранится как жёстко заданный набор коэффициентов, а вычисляется из определений стандартов: цветностей основных цветов sRGB — r(0.64; 0.33), g(0.30; 0.60), b(0.15; 0.06) — и цветности белой точки. Каждая цветность переводится в XYZ по формуле (x/y; 1; (1 − x − y)/y). Из координат основных цветов составляется матрица P, находятся масштабные коэффициенты S = P⁻¹ · W, и итоговая матрица получается как M = P · diag(S). Для D65 она совпадает со стандартной матрицей sRGB (0.4124, 0.3576, 0.1805 …). Обратная матрица M⁻¹ вычисляется через алгебраические дополнения.</w:t>
       </w:r>
     </w:p>
     <w:p>
@@ -487,7 +683,7 @@
         <w:jc w:val="both"/>
       </w:pPr>
       <w:r>
-        <w:t xml:space="preserve">В программе поддерживаются источники D65, D50 и E с цветностями (0.3127; 0.3290), (0.3457; 0.3585) и (1/3; 1/3); в XYZ их белые точки равны (0.95046; 1; 1.08906), (0.96430; 1; 0.82510) и (1; 1; 1). Поскольку стандарт sRGB определён для белого D65, для другого источника применяется хроматическая адаптация Брэдфорда: M_adapt = B⁻¹ · diag(B·W_dst / B·W_src) · B, а итоговая матрица равна M_adapt · M_sRGB. При смене источника матрица и опорный белый для LAB пересчитываются на лету.</w:t>
+        <w:t>В программе поддерживаются источники D65, D50 и E с цветностями (0.3127; 0.3290), (0.3457; 0.3585) и (1/3; 1/3); в XYZ их белые точки равны (0.95046; 1; 1.08906), (0.96430; 1; 0.82510) и (1; 1; 1). Поскольку стандарт sRGB определён для белого D65, для другого источника применяется хроматическая адаптация Брэдфорда: M_adapt = B⁻¹ · diag(B·W_dst / B·W_src) · B, а итоговая матрица равна M_adapt · M_sRGB. При смене источника матрица и опорный белый для LAB пересчитываются на лету.</w:t>
       </w:r>
     </w:p>
     <w:p>
@@ -495,7 +691,8 @@
         <w:pStyle w:val="Heading2"/>
       </w:pPr>
       <w:r>
-        <w:t xml:space="preserve">4.2. Преобразование RGB ↔ XYZ</w:t>
+        <w:lastRenderedPageBreak/>
+        <w:t>4.2. Преобразование RGB ↔ XYZ</w:t>
       </w:r>
     </w:p>
     <w:p>
@@ -504,7 +701,7 @@
         <w:jc w:val="both"/>
       </w:pPr>
       <w:r>
-        <w:t xml:space="preserve">Исходные компоненты RGB находятся в диапазоне 0…255. Перед умножением на матрицу они нормируются и линеаризуются по гамма-кривой sRGB: C_lin = C / 12.92 при C ≤ 0.04045, иначе C_lin = ((C + 0.055) / 1.055)^2.4. Полученный линейный вектор умножается на матрицу RGB → XYZ.</w:t>
+        <w:t>Исходные компоненты RGB находятся в диапазоне 0…255. Перед умножением на матрицу они нормируются и линеаризуются по гамма-кривой sRGB: C_lin = C / 12.92 при C ≤ 0.04045, иначе C_lin = ((C + 0.055) / 1.055)^2.4. Полученный линейный вектор умножается на матрицу RGB → XYZ.</w:t>
       </w:r>
     </w:p>
     <w:p>
@@ -513,7 +710,7 @@
         <w:jc w:val="both"/>
       </w:pPr>
       <w:r>
-        <w:t xml:space="preserve">Для обратного преобразования используется обратная матрица XYZ → RGB, после чего к линейным значениям применяется прямая гамма sRGB: C = 12.92 · C_lin при C_lin ≤ 0.0031308, иначе C = 1.055 · C_lin^(1/2.4) − 0.055.</w:t>
+        <w:t>Для обратного преобразования используется обратная матрица XYZ → RGB, после чего к линейным значениям применяется прямая гамма sRGB: C = 12.92 · C_lin при C_lin ≤ 0.0031308, иначе C = 1.055 · C_lin^(1/2.4) − 0.055.</w:t>
       </w:r>
     </w:p>
     <w:p>
@@ -521,7 +718,7 @@
         <w:pStyle w:val="Heading2"/>
       </w:pPr>
       <w:r>
-        <w:t xml:space="preserve">4.3. Преобразование XYZ ↔ LAB</w:t>
+        <w:t>4.3. Преобразование XYZ ↔ LAB</w:t>
       </w:r>
     </w:p>
     <w:p>
@@ -530,7 +727,7 @@
         <w:jc w:val="both"/>
       </w:pPr>
       <w:r>
-        <w:t xml:space="preserve">Координаты LAB вычисляются по формулам CIE 1976 относительно белой точки выбранного источника (Xn, Yn, Zn) с константами ε = 216/24389 и κ = 24389/27: L = 116·f(Y/Yn) − 16, a = 500·(f(X/Xn) − f(Y/Yn)), b = 200·(f(Y/Yn) − f(Z/Zn)), где f(t) = ∛t при t &gt; ε и f(t) = (κ·t + 16)/116 в противном случае.</w:t>
+        <w:t>Координаты LAB вычисляются по формулам CIE 1976 относительно белой точки выбранного источника (Xn, Yn, Zn) с константами ε = 216/24389 и κ = 24389/27: L = 116·f(Y/Yn) − 16, a = 500·(f(X/Xn) − f(Y/Yn)), b = 200·(f(Y/Yn) − f(Z/Zn)), где f(t) = ∛t при t &gt; ε и f(t) = (κ·t + 16)/116 в противном случае.</w:t>
       </w:r>
     </w:p>
     <w:p>
@@ -539,7 +736,7 @@
         <w:jc w:val="both"/>
       </w:pPr>
       <w:r>
-        <w:t xml:space="preserve">Обратный переход выполняется через fy = (L + 16)/116, fx = fy + a/500, fz = fy − b/200, после чего xr = fx³ при fx³ &gt; ε, иначе (116·fx − 16)/κ; yr = fy³ при L &gt; κε, иначе L/κ; zr вычисляется аналогично xr. Таким образом, LAB связан с RGB только через промежуточную модель XYZ.</w:t>
+        <w:t>Обратный переход выполняется через fy = (L + 16)/116, fx = fy + a/500, fz = fy − b/200, после чего xr = fx³ при fx³ &gt; ε, иначе (116·fx − 16)/κ; yr = fy³ при L &gt; κε, иначе L/κ; zr вычисляется аналогично xr. Таким образом, LAB связан с RGB только через промежуточную модель XYZ.</w:t>
       </w:r>
     </w:p>
     <w:p>
@@ -547,7 +744,7 @@
         <w:pStyle w:val="Heading2"/>
       </w:pPr>
       <w:r>
-        <w:t xml:space="preserve">4.4. Преобразование RGB ↔ CMYK</w:t>
+        <w:t>4.4. Преобразование RGB ↔ CMYK</w:t>
       </w:r>
     </w:p>
     <w:p>
@@ -556,7 +753,7 @@
         <w:jc w:val="both"/>
       </w:pPr>
       <w:r>
-        <w:t xml:space="preserve">Для перехода в CMYK сначала вычисляются C = 1 − R/255, M = 1 − G/255, Y = 1 − B/255 и серая компонента g = min(C, M, Y). При алгоритме GCR (замена серой компоненты) K = g, то есть серая составляющая заменяется чёрным во всём диапазоне. При алгоритме UCR (удаление подложечного цвета) чёрный вводится только в глубоких тенях с порогом t = 0.5: K = 0 при g ≤ t, иначе K = g · (g − t) / (1 − t).</w:t>
+        <w:t>Для перехода в CMYK сначала вычисляются C = 1 − R/255, M = 1 − G/255, Y = 1 − B/255 и серая компонента g = min(C, M, Y). При алгоритме GCR (замена серой компоненты) K = g, то есть серая составляющая заменяется чёрным во всём диапазоне. При алгоритме UCR (удаление подложечного цвета) чёрный вводится только в глубоких тенях с порогом t = 0.5: K = 0 при g ≤ t, иначе K = g · (g − t) / (1 − t).</w:t>
       </w:r>
     </w:p>
     <w:p>
@@ -565,7 +762,7 @@
         <w:jc w:val="both"/>
       </w:pPr>
       <w:r>
-        <w:t xml:space="preserve">Затем цветные компоненты нормируются: C' = (C − K) / (1 − K), аналогично M и Y. Обратный переход одинаков для обоих алгоритмов: R = 255 · (1 − C') · (1 − K). Например, RGB(51, 51, 51) при GCR даёт CMYK(0, 0, 0, 80 %), а при UCR — CMYK(61.5, 61.5, 61.5, 48 %).</w:t>
+        <w:t>Затем цветные компоненты нормируются: C' = (C − K) / (1 − K), аналогично M и Y. Обратный переход одинаков для обоих алгоритмов: R = 255 · (1 − C') · (1 − K). Например, RGB(51, 51, 51) при GCR даёт CMYK(0, 0, 0, 80 %), а при UCR — CMYK(61.5, 61.5, 61.5, 48 %).</w:t>
       </w:r>
     </w:p>
     <w:p>
@@ -573,7 +770,7 @@
         <w:pStyle w:val="Heading2"/>
       </w:pPr>
       <w:r>
-        <w:t xml:space="preserve">4.5. Обработка выхода за цветовой охват</w:t>
+        <w:t>4.5. Обработка выхода за цветовой охват</w:t>
       </w:r>
     </w:p>
     <w:p>
@@ -582,7 +779,11 @@
         <w:jc w:val="both"/>
       </w:pPr>
       <w:r>
-        <w:t xml:space="preserve">После преобразования XYZ → линейный RGB проверяется, попадают ли гамма-кодированные значения в диапазон [0; 1] с допуском в пол-кода (0.5/255). Если нет, пользователю выводится предупреждение и применяется выбранная стратегия. При Clipping каждое значение ограничивается соответствующей границей: v' = clamp(v, 0, 1). При Scaling в линейном пространстве диапазон [lo, hi], где lo = min(0, R, G, B) и hi = max(1, R, G, B), пропорционально сжимается в [0; 1] по формуле v' = (v − lo) / (hi − lo), благодаря чему соотношения между компонентами сохраняются. Например, LAB(50, 100, −100) при Clipping даёт RGB(180, 0, 255), а при Scaling — RGB(156, 0, 255).</w:t>
+        <w:t xml:space="preserve">После преобразования XYZ → линейный RGB проверяется, попадают ли гамма-кодированные значения в диапазон [0; 1] с допуском в пол-кода (0.5/255). Если нет, пользователю выводится предупреждение и применяется выбранная стратегия. При Clipping каждое значение ограничивается соответствующей </w:t>
+      </w:r>
+      <w:r>
+        <w:lastRenderedPageBreak/>
+        <w:t>границей: v' = clamp(v, 0, 1). При Scaling в линейном пространстве диапазон [lo, hi], где lo = min(0, R, G, B) и hi = max(1, R, G, B), пропорционально сжимается в [0; 1] по формуле v' = (v − lo) / (hi − lo), благодаря чему соотношения между компонентами сохраняются. Например, LAB(50, 100, −100) при Clipping даёт RGB(180, 0, 255), а при Scaling — RGB(156, 0, 255).</w:t>
       </w:r>
     </w:p>
     <w:p>
@@ -590,7 +791,7 @@
         <w:pStyle w:val="Heading1"/>
       </w:pPr>
       <w:r>
-        <w:t xml:space="preserve">5. Архитектура программы</w:t>
+        <w:t>5. Архитектура программы</w:t>
       </w:r>
     </w:p>
     <w:p>
@@ -599,7 +800,7 @@
         <w:jc w:val="both"/>
       </w:pPr>
       <w:r>
-        <w:t xml:space="preserve">Для разделения математической части и пользовательского интерфейса реализована архитектура MVVM (Model–View–ViewModel).</w:t>
+        <w:t>Для разделения математической части и пользовательского интерфейса реализована архитектура MVVM (Model–View–ViewModel).</w:t>
       </w:r>
     </w:p>
     <w:p>
@@ -608,7 +809,7 @@
         <w:jc w:val="both"/>
       </w:pPr>
       <w:r>
-        <w:t xml:space="preserve">Model — js/model/colorMath.js. Содержит чистую математику: гамма-коррекцию, построение и обращение матриц, хроматическую адаптацию, преобразования RGB ↔ XYZ, XYZ ↔ LAB, RGB ↔ CMYK, обработку выхода за охват и работу с HEX. Модуль ничего не знает об интерфейсе.</w:t>
+        <w:t>Model — js/model/colorMath.js. Содержит чистую математику: гамма-коррекцию, построение и обращение матриц, хроматическую адаптацию, преобразования RGB ↔ XYZ, XYZ ↔ LAB, RGB ↔ CMYK, обработку выхода за охват и работу с HEX. Модуль ничего не знает об интерфейсе.</w:t>
       </w:r>
     </w:p>
     <w:p>
@@ -617,7 +818,7 @@
         <w:jc w:val="both"/>
       </w:pPr>
       <w:r>
-        <w:t xml:space="preserve">ViewModel — js/viewmodel/colorViewModel.js. Хранит состояние приложения, выполняет пересчёт всех моделей и строит градиенты ползунков, не обращаясь к DOM. Предоставляет команды setComponent, setIlluminant, setGamutMode, setCmykMode и setHex.</w:t>
+        <w:t>ViewModel — js/viewmodel/colorViewModel.js. Хранит состояние приложения, выполняет пересчёт всех моделей и строит градиенты ползунков, не обращаясь к DOM. Предоставляет команды setComponent, setIlluminant, setGamutMode, setCmykMode и setHex.</w:t>
       </w:r>
     </w:p>
     <w:p>
@@ -626,7 +827,7 @@
         <w:jc w:val="both"/>
       </w:pPr>
       <w:r>
-        <w:t xml:space="preserve">View — js/view/colorView.js и index.html. Отвечает за разметку, ползунки, числовые поля, палитру, предупреждение о выходе за охват и отображение текущей матрицы; события пользователя превращаются в вызовы команд ViewModel.</w:t>
+        <w:t>View — js/view/colorView.js и index.html. Отвечает за разметку, ползунки, числовые поля, палитру, предупреждение о выходе за охват и отображение текущей матрицы; события пользователя превращаются в вызовы команд ViewModel.</w:t>
       </w:r>
     </w:p>
     <w:p>
@@ -635,7 +836,7 @@
         <w:jc w:val="both"/>
       </w:pPr>
       <w:r>
-        <w:t xml:space="preserve">Модуль js/main.js связывает View и ViewModel: View подписан на состояние ViewModel и перерисовывается при каждом его изменении.</w:t>
+        <w:t>Модуль js/main.js связывает View и ViewModel: View подписан на состояние ViewModel и перерисовывается при каждом его изменении.</w:t>
       </w:r>
     </w:p>
     <w:p>
@@ -643,7 +844,7 @@
         <w:pStyle w:val="Heading1"/>
       </w:pPr>
       <w:r>
-        <w:t xml:space="preserve">6. Разработка пользовательского интерфейса</w:t>
+        <w:t>6. Разработка пользовательского интерфейса</w:t>
       </w:r>
     </w:p>
     <w:p>
@@ -652,7 +853,7 @@
         <w:jc w:val="both"/>
       </w:pPr>
       <w:r>
-        <w:t xml:space="preserve">Интерфейс разделён на четыре блока: RGB, XYZ, LAB и CMYK. Для каждого компонента доступны три способа ввода: точное числовое поле, ползунок и выбор цвета через палитру. Дополнительно отображается предпросмотр текущего цвета и его значение в формате HEX. При изменении любой координаты значения в остальных моделях пересчитываются автоматически.</w:t>
+        <w:t>Интерфейс разделён на четыре блока: RGB, XYZ, LAB и CMYK. Для каждого компонента доступны три способа ввода: точное числовое поле, ползунок и выбор цвета через палитру. Дополнительно отображается предпросмотр текущего цвета и его значение в формате HEX. При изменении любой координаты значения в остальных моделях пересчитываются автоматически.</w:t>
       </w:r>
     </w:p>
     <w:p>
@@ -661,7 +862,11 @@
         <w:jc w:val="both"/>
       </w:pPr>
       <w:r>
-        <w:t xml:space="preserve">Ползунки всех моделей имеют динамические цветовые градиенты: фон каждого ползунка показывает, какой цвет получится при его перемещении при текущих значениях остальных компонентов. Для этого значение компонента перебирается от минимума до максимума, и каждый вариант переводится в RGB. Для RGB и CMYK достаточно двух точек, так как зависимость линейная, а для XYZ и LAB используется 16 точек.</w:t>
+        <w:t xml:space="preserve">Ползунки всех моделей имеют динамические цветовые градиенты: фон каждого ползунка показывает, какой цвет получится при его перемещении при текущих значениях остальных компонентов. Для этого значение компонента перебирается от минимума до максимума, и каждый вариант переводится в RGB. </w:t>
+      </w:r>
+      <w:r>
+        <w:lastRenderedPageBreak/>
+        <w:t>Для RGB и CMYK достаточно двух точек, так как зависимость линейная, а для XYZ и LAB используется 16 точек.</w:t>
       </w:r>
     </w:p>
     <w:p>
@@ -670,7 +875,7 @@
         <w:jc w:val="both"/>
       </w:pPr>
       <w:r>
-        <w:t xml:space="preserve">В интерфейсе также присутствуют выбор стандарта освещения D65/D50/E, выбор стратегии обработки выхода за охват (Clipping или Scaling) и выбор алгоритма цветоделения CMYK (GCR или UCR). При выходе цвета за охват выводится предупреждение. Текущая матрица RGB → XYZ и белая точка отображаются в отдельном раскрывающемся блоке.</w:t>
+        <w:t>В интерфейсе также присутствуют выбор стандарта освещения D65/D50/E, выбор стратегии обработки выхода за охват (Clipping или Scaling) и выбор алгоритма цветоделения CMYK (GCR или UCR). При выходе цвета за охват выводится предупреждение. Текущая матрица RGB → XYZ и белая точка отображаются в отдельном раскрывающемся блоке.</w:t>
       </w:r>
     </w:p>
     <w:p>
@@ -678,7 +883,7 @@
         <w:pStyle w:val="Heading1"/>
       </w:pPr>
       <w:r>
-        <w:t xml:space="preserve">7. Тестирование</w:t>
+        <w:t>7. Тестирование</w:t>
       </w:r>
     </w:p>
     <w:p>
@@ -687,7 +892,7 @@
         <w:jc w:val="both"/>
       </w:pPr>
       <w:r>
-        <w:t xml:space="preserve">Для проверки корректности работы созданы автоматические тесты для Model и ViewModel, запускаемые командой npm test с помощью встроенного модуля node:test. Тесты используют функции из js/model/colorMath.js и js/viewmodel/colorViewModel.js без сторонних библиотек. Проверяются, в частности:</w:t>
+        <w:t>Для проверки корректности работы созданы автоматические тесты для Model и ViewModel, запускаемые командой npm test с помощью встроенного модуля node:test. Тесты используют функции из js/model/colorMath.js и js/viewmodel/colorViewModel.js без сторонних библиотек. Проверяются, в частности:</w:t>
       </w:r>
     </w:p>
     <w:p>
@@ -696,7 +901,7 @@
         <w:ind w:left="425" w:firstLine="0"/>
       </w:pPr>
       <w:r>
-        <w:t xml:space="preserve">преобразование RGB(255, 0, 0) при D65 в XYZ(0.4124, 0.2126, 0.0193) и LAB(53.24, 80.09, 67.20), а при D50 — в LAB(54.29, 80.80, 69.89);</w:t>
+        <w:t>преобразование RGB(255, 0, 0) при D65 в XYZ(0.4124, 0.2126, 0.0193) и LAB(53.24, 80.09, 67.20), а при D50 — в LAB(54.29, 80.80, 69.89);</w:t>
       </w:r>
     </w:p>
     <w:p>
@@ -705,7 +910,7 @@
         <w:ind w:left="425" w:firstLine="0"/>
       </w:pPr>
       <w:r>
-        <w:t xml:space="preserve">преобразование RGB(0, 255, 0) в LAB(87.73, −86.18, 83.18) и RGB(0, 0, 255) в LAB(32.30, 79.19, −107.86) при D65;</w:t>
+        <w:t>преобразование RGB(0, 255, 0) в LAB(87.73, −86.18, 83.18) и RGB(0, 0, 255) в LAB(32.30, 79.19, −107.86) при D65;</w:t>
       </w:r>
     </w:p>
     <w:p>
@@ -714,7 +919,7 @@
         <w:ind w:left="425" w:firstLine="0"/>
       </w:pPr>
       <w:r>
-        <w:t xml:space="preserve">преобразование белого RGB(255, 255, 255) в LAB(100, 0, 0) при любом источнике;</w:t>
+        <w:t>преобразование белого RGB(255, 255, 255) в LAB(100, 0, 0) при любом источнике;</w:t>
       </w:r>
     </w:p>
     <w:p>
@@ -723,7 +928,7 @@
         <w:ind w:left="425" w:firstLine="0"/>
       </w:pPr>
       <w:r>
-        <w:t xml:space="preserve">совпадение построенной матрицы D65 со стандартной матрицей sRGB и соответствие белых точек D65, D50 и E;</w:t>
+        <w:t>совпадение построенной матрицы D65 со стандартной матрицей sRGB и соответствие белых точек D65, D50 и E;</w:t>
       </w:r>
     </w:p>
     <w:p>
@@ -732,7 +937,7 @@
         <w:ind w:left="425" w:firstLine="0"/>
       </w:pPr>
       <w:r>
-        <w:t xml:space="preserve">корректность обращения матрицы: M · M⁻¹ = I;</w:t>
+        <w:t>корректность обращения матрицы: M · M⁻¹ = I;</w:t>
       </w:r>
     </w:p>
     <w:p>
@@ -741,7 +946,7 @@
         <w:ind w:left="425" w:firstLine="0"/>
       </w:pPr>
       <w:r>
-        <w:t xml:space="preserve">обратимость RGB → XYZ → LAB → XYZ → RGB для каждого источника;</w:t>
+        <w:t>обратимость RGB → XYZ → LAB → XYZ → RGB для каждого источника;</w:t>
       </w:r>
     </w:p>
     <w:p>
@@ -750,7 +955,7 @@
         <w:ind w:left="425" w:firstLine="0"/>
       </w:pPr>
       <w:r>
-        <w:t xml:space="preserve">преобразование RGB(255, 0, 0) в CMYK(0, 100, 100, 0) при GCR и UCR, поведение алгоритмов GCR и UCR в светлых тонах и тенях;</w:t>
+        <w:t>преобразование RGB(255, 0, 0) в CMYK(0, 100, 100, 0) при GCR и UCR, поведение алгоритмов GCR и UCR в светлых тонах и тенях;</w:t>
       </w:r>
     </w:p>
     <w:p>
@@ -759,7 +964,7 @@
         <w:ind w:left="425" w:firstLine="0"/>
       </w:pPr>
       <w:r>
-        <w:t xml:space="preserve">обратимость RGB → CMYK → RGB для обоих алгоритмов;</w:t>
+        <w:t>обратимость RGB → CMYK → RGB для обоих алгоритмов;</w:t>
       </w:r>
     </w:p>
     <w:p>
@@ -768,7 +973,7 @@
         <w:ind w:left="425" w:firstLine="0"/>
       </w:pPr>
       <w:r>
-        <w:t xml:space="preserve">работа стратегий Clipping и Scaling для цветов вне охвата;</w:t>
+        <w:t>работа стратегий Clipping и Scaling для цветов вне охвата;</w:t>
       </w:r>
     </w:p>
     <w:p>
@@ -777,7 +982,7 @@
         <w:ind w:left="425" w:firstLine="0"/>
       </w:pPr>
       <w:r>
-        <w:t xml:space="preserve">пересчёт состояния ViewModel при смене источника, стратегии охвата, алгоритма цветоделения и построение градиентов ползунков.</w:t>
+        <w:t>пересчёт состояния ViewModel при смене источника, стратегии охвата, алгоритма цветоделения и построение градиентов ползунков.</w:t>
       </w:r>
     </w:p>
     <w:p>
@@ -786,7 +991,7 @@
         <w:jc w:val="both"/>
       </w:pPr>
       <w:r>
-        <w:t xml:space="preserve">Всего реализовано 25 автоматических тестов (17 для Model и 8 для ViewModel), все они проходят успешно.</w:t>
+        <w:t>Всего реализовано 25 автоматических тестов (17 для Model и 8 для ViewModel), все они проходят успешно.</w:t>
       </w:r>
     </w:p>
     <w:p>
@@ -794,7 +999,8 @@
         <w:pStyle w:val="Heading1"/>
       </w:pPr>
       <w:r>
-        <w:t xml:space="preserve">8. Результат работы</w:t>
+        <w:lastRenderedPageBreak/>
+        <w:t>8. Результат работы</w:t>
       </w:r>
     </w:p>
     <w:p>
@@ -803,7 +1009,7 @@
         <w:jc w:val="both"/>
       </w:pPr>
       <w:r>
-        <w:t xml:space="preserve">В результате разработано интерактивное веб-приложение для исследования и пересчёта цветовых координат по маршруту RGB ↔ XYZ ↔ LAB ↔ CMYK. Реализованы собственные математические алгоритмы, программное построение матриц перехода с адаптацией Брэдфорда, выбор стандарта освещения, два алгоритма цветоделения CMYK, обработка выхода за цветовой охват, три способа ввода значений, динамические градиенты ползунков и автоматическая синхронизация всех моделей.</w:t>
+        <w:t>В результате разработано интерактивное веб-приложение для исследования и пересчёта цветовых координат по маршруту RGB ↔ XYZ ↔ LAB ↔ CMYK. Реализованы собственные математические алгоритмы, программное построение матриц перехода с адаптацией Брэдфорда, выбор стандарта освещения, два алгоритма цветоделения CMYK, обработка выхода за цветовой охват, три способа ввода значений, динамические градиенты ползунков и автоматическая синхронизация всех моделей.</w:t>
       </w:r>
     </w:p>
     <w:p>
@@ -812,7 +1018,7 @@
         <w:jc w:val="both"/>
       </w:pPr>
       <w:r>
-        <w:t xml:space="preserve">Приложение размещено на GitHub Pages и доступно по адресу:</w:t>
+        <w:t>Приложение размещено на GitHub Pages и доступно по адресу:</w:t>
       </w:r>
     </w:p>
     <w:p>
@@ -823,7 +1029,7 @@
         <w:rPr>
           <w:b/>
         </w:rPr>
-        <w:t xml:space="preserve">https://yegormishchuk.github.io/pkguni-lab1/</w:t>
+        <w:t>https://yegormishchuk.github.io/pkguni-lab1/</w:t>
       </w:r>
     </w:p>
     <w:p>
@@ -831,7 +1037,7 @@
         <w:pStyle w:val="Heading1"/>
       </w:pPr>
       <w:r>
-        <w:t xml:space="preserve">9. Вывод</w:t>
+        <w:t>9. Вывод</w:t>
       </w:r>
     </w:p>
     <w:p>
@@ -840,7 +1046,7 @@
         <w:jc w:val="both"/>
       </w:pPr>
       <w:r>
-        <w:t xml:space="preserve">В ходе лабораторной работы были изучены основные цветовые модели и принципы перехода между ними: аппаратно-зависимые модели, ориентированные на устройства отображения и печати, связываются между собой через аппаратно-независимое пространство XYZ, а перцептивно равномерные модели позволяют описывать цвет ближе к человеческому восприятию. Было показано, что результат преобразований зависит от выбранного стандарта освещения, а не все цвета одной модели могут быть представлены в другой, поэтому необходима корректная обработка выхода за цветовой охват. Полученные знания применены на практике при разработке интерактивного веб-приложения с автоматическим пересчётом цвета, а разделение программы на независимые слои и автоматическое тестирование позволили обеспечить корректность вычислений и удобство дальнейшего развития. Поставленные задачи выполнены в полном объёме.</w:t>
+        <w:t>В ходе лабораторной работы были изучены цветовые модели RGB, XYZ, CIE LAB и CMYK и реализованы преобразования между ними. Были рассмотрены построение матриц перехода, хроматическая адаптация, гамма-коррекция sRGB, алгоритмы цветоделения и способы обработки цветов, выходящих за цветовой охват. Создано интерактивное веб-приложение, позволяющее задавать цвет ползунками, числовыми полями и палитрой с автоматическим пересчётом во всех четырёх моделях. Матрицы перехода не заданы константами, а вычисляются из цветностей основных цветов и выбранного источника (D65, D50, E) с адаптацией Брэдфорда. Реализованы два алгоритма цветоделения CMYK (GCR и UCR), две стратегии обработки выхода за охват (Clipping и Scaling) с предупреждением пользователя и динамические градиенты на ползунках. Разделение приложения на Model, View и ViewModel позволило отделить математические преобразования от пользовательского интерфейса и покрыть их автоматическими тестами, которые подтвердили корректность вычислений. Таким образом, основные требования технического задания выполнены.</w:t>
       </w:r>
     </w:p>
     <w:sectPr>
@@ -1737,7 +1943,6 @@
   <w:style w:type="character" w:default="1" w:styleId="DefaultParagraphFont">
     <w:name w:val="Default Paragraph Font"/>
     <w:uiPriority w:val="1"/>
-    <w:semiHidden/>
     <w:unhideWhenUsed/>
   </w:style>
   <w:style w:type="table" w:default="1" w:styleId="TableNormal">
